--- a/보관본/러시아 인권변호사/Word/9부/9부_에필로그.docx
+++ b/보관본/러시아 인권변호사/Word/9부/9부_에필로그.docx
@@ -3263,7 +3263,7 @@
           <w:i w:val="0"/>
           <w:sz w:val="22"/>
         </w:rPr>
-        <w:t xml:space="preserve"> Вот, Марина. Здесь вы будете работать. Стол крепкий, кресло скрипит. Проверила лично.</w:t>
+        <w:t xml:space="preserve"> Вот, Марина Викторовна. Здесь вы будете работать. Стол крепкий, кресло скрипит. Проверила лично.</w:t>
       </w:r>
     </w:p>
     <w:p>
@@ -3388,7 +3388,7 @@
           <w:i w:val="0"/>
           <w:sz w:val="22"/>
         </w:rPr>
-        <w:t>Зоя. В третьем ряду. Налила мне из термоса — и я впервые за четыре года пила чай, который наливаю не я.</w:t>
+        <w:t>Зоя Петровна. В третьем ряду. Налила мне из термоса — и я впервые за четыре года пила чай, который наливала не я.</w:t>
       </w:r>
     </w:p>
     <w:p>

--- a/보관본/러시아 인권변호사/Word/9부/9부_에필로그.docx
+++ b/보관본/러시아 인권변호사/Word/9부/9부_에필로그.docx
@@ -249,7 +249,7 @@
           <w:i w:val="0"/>
           <w:sz w:val="22"/>
         </w:rPr>
-        <w:t>Погода в столице: облачно, около восьми градусов тепла, к полудню ожидается прояснение.</w:t>
+        <w:t>Погода в столице: облачно, около нуля, утром мокрый снег, к полудню ожидается прояснение.</w:t>
       </w:r>
     </w:p>
     <w:p>
@@ -2434,7 +2434,7 @@
           <w:i w:val="0"/>
           <w:sz w:val="22"/>
         </w:rPr>
-        <w:t>Упоминать. Как человека, который ошибался, злился, пил остывший чай и однажды чуть не подписал карт-бланш на полгода. Не как икону. Иконам не задают вопросов. А ему задавали — я, Катя, Анатолий Викторович. Каждый день.</w:t>
+        <w:t>Упоминать. Как человека, который ошибался, злился, пил остывший чай и однажды чуть не подписал карт-бланш на полгода. Не как икону. Иконам не задают вопросов. А ему задавали — я, Екатерина Ивановна, Анатолий Викторович. Каждый день.</w:t>
       </w:r>
     </w:p>
     <w:p>
@@ -3805,7 +3805,7 @@
           <w:i w:val="0"/>
           <w:sz w:val="22"/>
         </w:rPr>
-        <w:t>Гулять. По закону обязана: ежегодный отчёт о жизни. Норму придумал мой предшественник. Он хотел назвать её «отчётом о прогулках».</w:t>
+        <w:t>Гулять. По закону обязана: ежегодный отчёт о жизни. Норму я сама когда-то и предложила. Название придумал мой предшественник — он хотел назвать её «отчётом о прогулках».</w:t>
       </w:r>
     </w:p>
     <w:p>
@@ -5563,7 +5563,7 @@
           <w:i w:val="0"/>
           <w:sz w:val="22"/>
         </w:rPr>
-        <w:t xml:space="preserve"> Один раз можно. Пойдёмте, Катя. Чай остынет.</w:t>
+        <w:t xml:space="preserve"> Один раз можно. Пойдёмте, Екатерина Ивановна. Чай остынет.</w:t>
       </w:r>
     </w:p>
     <w:p>
@@ -5704,7 +5704,7 @@
           <w:i w:val="0"/>
           <w:sz w:val="22"/>
         </w:rPr>
-        <w:t>Хороший вопрос. Мы сами почти год не понимали. Оказалось — не про чай.</w:t>
+        <w:t>Хороший вопрос. Мы сами полгода не понимали. Оказалось — не про чай.</w:t>
       </w:r>
     </w:p>
     <w:p>
@@ -6220,7 +6220,7 @@
           <w:i w:val="0"/>
           <w:sz w:val="22"/>
         </w:rPr>
-        <w:t xml:space="preserve"> — 시인이 자기 시로 스스로 세운 ‘손으로 만들지 않은 기념비’. 은퇴한 그레벤시코프가 젊은 연설문 담당 다닐에게, 푸시킨은 기념비를 스스로 세웠지만 료샤의 기념비는 남들이 세우고 저마다 제 비문을 새긴다고 말하며 료샤 신화의 위험을 짚는다. 11화 이리나의 “당신은 스스로 기념비를 세우지 않았다”와 짝을 이룬다 (장면 4).</w:t>
+        <w:t xml:space="preserve"> — 한국어 해설: 시인이 자기 시로 스스로 세운 ‘손으로 만들지 않은 기념비’. 은퇴한 그레벤시코프가 젊은 연설문 담당 다닐에게, 푸시킨은 기념비를 스스로 세웠지만 료샤의 기념비는 남들이 세우고 저마다 제 비문을 새긴다고 말하며 료샤 신화의 위험을 짚는다. 11화 이리나의 “당신은 스스로 기념비를 세우지 않았다”와 짝을 이룬다 (장면 4).</w:t>
       </w:r>
     </w:p>
     <w:p>
@@ -6243,7 +6243,7 @@
           <w:i w:val="0"/>
           <w:sz w:val="22"/>
         </w:rPr>
-        <w:t xml:space="preserve"> — 학교 교실마다 걸려 있던 구절. 후임 마리나에게 자리를 넘기며 이리나가 어린 시절 교실의 표어로 떠올리고(마리나의 학교에도 같은 표어가 있었다), 뿌린 것을 ‘기록하라’는 한 줄을 덧붙여 8·9부의 기록 주제와 잇는다 (장면 6).</w:t>
+        <w:t xml:space="preserve"> — 한국어 해설: 학교 교실마다 걸려 있던 구절. 후임 마리나에게 자리를 넘기며 이리나가 어린 시절 교실의 표어로 떠올리고(마리나의 학교에도 같은 표어가 있었다), 뿌린 것을 ‘기록하라’는 한 줄을 덧붙여 8·9부의 기록 주제와 잇는다 (장면 6).</w:t>
       </w:r>
     </w:p>
     <w:p>
@@ -6266,7 +6266,7 @@
           <w:i w:val="0"/>
           <w:sz w:val="22"/>
         </w:rPr>
-        <w:t xml:space="preserve"> — 10화 료샤의 «Парус»(폭풍 속의 평온)에 대한 이리나의 답. 평생 폭풍을 청한 「돛」의 시인도 들판과 샘물 앞에서는 마음의 불안이 가라앉는 순간을 썼지만 끝내 그 평온을 누리지 못했다는 것, 그리고 자신은 법이 떠날 자유를 주었다고 말한다. ‘평온은 사슬이 끊기지 않는다는 앎, 자유는 넘기고 뒤돌아보지 않는 힘’이라는 해석 (장면 8).</w:t>
+        <w:t xml:space="preserve"> — 한국어 해설: 10화 료샤의 «Парус»(폭풍 속의 평온)에 대한 이리나의 답. 평생 폭풍을 청한 「돛」의 시인도 들판과 샘물 앞에서는 마음의 불안이 가라앉는 순간을 썼지만 끝내 그 평온을 누리지 못했다는 것, 그리고 자신은 법이 떠날 자유를 주었다고 말한다. ‘평온은 사슬이 끊기지 않는다는 앎, 자유는 넘기고 뒤돌아보지 않는 힘’이라는 해석 (장면 8).</w:t>
       </w:r>
     </w:p>
     <w:p>

--- a/보관본/러시아 인권변호사/Word/9부/9부_에필로그.docx
+++ b/보관본/러시아 인권변호사/Word/9부/9부_에필로그.docx
@@ -36,7 +36,7 @@
           <w:i w:val="0"/>
           <w:sz w:val="22"/>
         </w:rPr>
-        <w:t>이리나 올레고브나 마르첸코(퇴임하는 대통령) / 마리나 빅토로브나 젤레즈냐크(신임 대통령. 5부 4화 오네가 부지사 시절의 내부고발자 → 7부 지역정책 담당 → 8부 7화 오네가 주지사 → 9부 9화부터 이리나 정부의 대통령 행정실장, стоп-кран 보유 → 대통령 당선) / 아나톨리 빅토로비치 그레벤시코프(은퇴한 정치 참모, “작은 망치”) / 다닐 란스코이(Даниил Ланской, 대통령 행정실 연설문 담당, 스물여섯 살, 신규) / 조야 페트로브나(비코프의 오랜 벗) / 니나 스테파노브나(연금 수급자, 접수실 자원봉사자) / 카탸 리시나 / 베니아민 올레고비치 스트레시네프(문서고 책임자) / 아나스타시야 “나스탸” 드미트리예브나(재정투명성 서비스 책임자) / 올레그 마르첸코(독립수사위원회 수사관, 이리나와 무관) / 라디오 진행자(Ведущая)·특파원(Корреспондент) / 발렌티나(니나의 이웃, 신규) / 여자아이·남자아이(문서고 견학 온 아이들) / 안나 미하일로브나(재작년 겨울 사망, 언급만) / 보구슬랍스키·셰스타코프·수하노프·코발추크(언급만)</w:t>
+        <w:t>이리나 올레고브나 마르첸코(퇴임하는 대통령) / 마리나 빅토로브나 젤레즈냐크(신임 대통령. 5부 4화 오네가 부지사 시절의 내부고발자 → 7부 지역정책 담당 → 8부 7화 오네가 주지사 → 9부 9화부터 이리나 정부의 대통령 행정실장, стоп-кран 보유 → 대통령 당선) / 아나톨리 빅토로비치 그레벤시코프(은퇴한 정치 참모, “작은 망치”) / 다닐 란스코이(Даниил Ланской, 대통령 행정실 연설문 담당, 스물여섯 살, 신규) / 조야 페트로브나(비코프의 오랜 벗) / 니나 스테파노브나(연금 수급자, 접수실 자원봉사자) / 카탸 리시나 / 베니아민 올레고비치 스트레시네프(문서고 책임자) / 아나스타시야 “나스탸” 드미트리예브나(재정투명성 서비스 책임자) / 콘스탄틴 마르첸코(독립수사위원회 수사관, 이리나와 무관) / 라디오 진행자(Ведущая)·특파원(Корреспондент) / 발렌티나(니나의 이웃, 신규) / 여자아이·남자아이(문서고 견학 온 아이들) / 안나 미하일로브나(재작년 겨울 사망, 언급만) / 보구슬랍스키·셰스타코프·수하노프·코발추크(언급만)</w:t>
       </w:r>
     </w:p>
     <w:p>
@@ -4285,7 +4285,7 @@
           <w:i w:val="0"/>
           <w:sz w:val="22"/>
         </w:rPr>
-        <w:t>Олег! Не стучат. С чем пришли — с документами или с тортом?</w:t>
+        <w:t>Константин! Не стучат. С чем пришли — с документами или с тортом?</w:t>
       </w:r>
     </w:p>
     <w:p>

--- a/보관본/러시아 인권변호사/Word/9부/9부_에필로그.docx
+++ b/보관본/러시아 인권변호사/Word/9부/9부_에필로그.docx
@@ -921,6 +921,712 @@
     </w:p>
     <w:p>
       <w:pPr>
+        <w:spacing w:before="0" w:after="110" w:line="300" w:lineRule="auto"/>
+      </w:pPr>
+      <w:r>
+        <w:rPr>
+          <w:rFonts w:ascii="Times New Roman" w:hAnsi="Times New Roman" w:eastAsia="Malgun Gothic"/>
+          <w:b/>
+          <w:i w:val="0"/>
+          <w:sz w:val="22"/>
+        </w:rPr>
+        <w:t xml:space="preserve">Валентина: </w:t>
+      </w:r>
+      <w:r>
+        <w:rPr>
+          <w:rFonts w:ascii="Times New Roman" w:hAnsi="Times New Roman" w:eastAsia="Malgun Gothic"/>
+          <w:b w:val="0"/>
+          <w:i/>
+          <w:color w:val="555555"/>
+          <w:sz w:val="22"/>
+        </w:rPr>
+        <w:t>(открывая шкафчик)</w:t>
+      </w:r>
+      <w:r>
+        <w:rPr>
+          <w:rFonts w:ascii="Times New Roman" w:hAnsi="Times New Roman" w:eastAsia="Malgun Gothic"/>
+          <w:b w:val="0"/>
+          <w:i w:val="0"/>
+          <w:sz w:val="22"/>
+        </w:rPr>
+        <w:t xml:space="preserve"> «Ласточка», «Ласточка»… Нет тут никакой «Ласточки». Одни сушки.</w:t>
+      </w:r>
+    </w:p>
+    <w:p>
+      <w:pPr>
+        <w:spacing w:before="0" w:after="110" w:line="300" w:lineRule="auto"/>
+      </w:pPr>
+      <w:r>
+        <w:rPr>
+          <w:rFonts w:ascii="Times New Roman" w:hAnsi="Times New Roman" w:eastAsia="Malgun Gothic"/>
+          <w:b/>
+          <w:i w:val="0"/>
+          <w:sz w:val="22"/>
+        </w:rPr>
+        <w:t xml:space="preserve">Нина Степановна: </w:t>
+      </w:r>
+      <w:r>
+        <w:rPr>
+          <w:rFonts w:ascii="Times New Roman" w:hAnsi="Times New Roman" w:eastAsia="Malgun Gothic"/>
+          <w:b w:val="0"/>
+          <w:i w:val="0"/>
+          <w:sz w:val="22"/>
+        </w:rPr>
+        <w:t>Значит, кончилась. Давай сушки, тоже хорошо.</w:t>
+      </w:r>
+    </w:p>
+    <w:p>
+      <w:pPr>
+        <w:spacing w:before="0" w:after="110" w:line="300" w:lineRule="auto"/>
+      </w:pPr>
+      <w:r>
+        <w:rPr>
+          <w:rFonts w:ascii="Times New Roman" w:hAnsi="Times New Roman" w:eastAsia="Malgun Gothic"/>
+          <w:b/>
+          <w:i w:val="0"/>
+          <w:sz w:val="22"/>
+        </w:rPr>
+        <w:t xml:space="preserve">Валентина: </w:t>
+      </w:r>
+      <w:r>
+        <w:rPr>
+          <w:rFonts w:ascii="Times New Roman" w:hAnsi="Times New Roman" w:eastAsia="Malgun Gothic"/>
+          <w:b w:val="0"/>
+          <w:i w:val="0"/>
+          <w:sz w:val="22"/>
+        </w:rPr>
+        <w:t>Ой, Нин! А вот и очки твои. В хлебнице лежат.</w:t>
+      </w:r>
+    </w:p>
+    <w:p>
+      <w:pPr>
+        <w:spacing w:before="0" w:after="110" w:line="300" w:lineRule="auto"/>
+      </w:pPr>
+      <w:r>
+        <w:rPr>
+          <w:rFonts w:ascii="Times New Roman" w:hAnsi="Times New Roman" w:eastAsia="Malgun Gothic"/>
+          <w:b/>
+          <w:i w:val="0"/>
+          <w:sz w:val="22"/>
+        </w:rPr>
+        <w:t xml:space="preserve">Нина Степановна: </w:t>
+      </w:r>
+      <w:r>
+        <w:rPr>
+          <w:rFonts w:ascii="Times New Roman" w:hAnsi="Times New Roman" w:eastAsia="Malgun Gothic"/>
+          <w:b w:val="0"/>
+          <w:i w:val="0"/>
+          <w:sz w:val="22"/>
+        </w:rPr>
+        <w:t>Нашлась пропажа! Я их с шести утра по всей квартире ищу.</w:t>
+      </w:r>
+    </w:p>
+    <w:p>
+      <w:pPr>
+        <w:spacing w:before="0" w:after="110" w:line="300" w:lineRule="auto"/>
+      </w:pPr>
+      <w:r>
+        <w:rPr>
+          <w:rFonts w:ascii="Times New Roman" w:hAnsi="Times New Roman" w:eastAsia="Malgun Gothic"/>
+          <w:b/>
+          <w:i w:val="0"/>
+          <w:sz w:val="22"/>
+        </w:rPr>
+        <w:t xml:space="preserve">Валентина: </w:t>
+      </w:r>
+      <w:r>
+        <w:rPr>
+          <w:rFonts w:ascii="Times New Roman" w:hAnsi="Times New Roman" w:eastAsia="Malgun Gothic"/>
+          <w:b w:val="0"/>
+          <w:i w:val="0"/>
+          <w:sz w:val="22"/>
+        </w:rPr>
+        <w:t>В хлебнице, Нин. Как они туда попали?</w:t>
+      </w:r>
+    </w:p>
+    <w:p>
+      <w:pPr>
+        <w:spacing w:before="0" w:after="110" w:line="300" w:lineRule="auto"/>
+      </w:pPr>
+      <w:r>
+        <w:rPr>
+          <w:rFonts w:ascii="Times New Roman" w:hAnsi="Times New Roman" w:eastAsia="Malgun Gothic"/>
+          <w:b/>
+          <w:i w:val="0"/>
+          <w:sz w:val="22"/>
+        </w:rPr>
+        <w:t xml:space="preserve">Нина Степановна: </w:t>
+      </w:r>
+      <w:r>
+        <w:rPr>
+          <w:rFonts w:ascii="Times New Roman" w:hAnsi="Times New Roman" w:eastAsia="Malgun Gothic"/>
+          <w:b w:val="0"/>
+          <w:i w:val="0"/>
+          <w:sz w:val="22"/>
+        </w:rPr>
+        <w:t xml:space="preserve">И не спрашивай. </w:t>
+      </w:r>
+      <w:r>
+        <w:rPr>
+          <w:rFonts w:ascii="Times New Roman" w:hAnsi="Times New Roman" w:eastAsia="Malgun Gothic"/>
+          <w:b w:val="0"/>
+          <w:i/>
+          <w:color w:val="555555"/>
+          <w:sz w:val="22"/>
+        </w:rPr>
+        <w:t>(Надевает очки.)</w:t>
+      </w:r>
+      <w:r>
+        <w:rPr>
+          <w:rFonts w:ascii="Times New Roman" w:hAnsi="Times New Roman" w:eastAsia="Malgun Gothic"/>
+          <w:b w:val="0"/>
+          <w:i w:val="0"/>
+          <w:sz w:val="22"/>
+        </w:rPr>
+        <w:t xml:space="preserve"> Ну вот. Теперь и сама прочитаю. Ещё раз.</w:t>
+      </w:r>
+    </w:p>
+    <w:p>
+      <w:pPr>
+        <w:spacing w:before="0" w:after="110" w:line="300" w:lineRule="auto"/>
+      </w:pPr>
+      <w:r>
+        <w:rPr>
+          <w:rFonts w:ascii="Times New Roman" w:hAnsi="Times New Roman" w:eastAsia="Malgun Gothic"/>
+          <w:b/>
+          <w:i w:val="0"/>
+          <w:sz w:val="22"/>
+        </w:rPr>
+        <w:t xml:space="preserve">Валентина: </w:t>
+      </w:r>
+      <w:r>
+        <w:rPr>
+          <w:rFonts w:ascii="Times New Roman" w:hAnsi="Times New Roman" w:eastAsia="Malgun Gothic"/>
+          <w:b w:val="0"/>
+          <w:i w:val="0"/>
+          <w:sz w:val="22"/>
+        </w:rPr>
+        <w:t>Читай, читай. А на улице-то что творится! Мокрый снег, под ногами каша. Я у подъезда чуть не растянулась.</w:t>
+      </w:r>
+    </w:p>
+    <w:p>
+      <w:pPr>
+        <w:spacing w:before="0" w:after="110" w:line="300" w:lineRule="auto"/>
+      </w:pPr>
+      <w:r>
+        <w:rPr>
+          <w:rFonts w:ascii="Times New Roman" w:hAnsi="Times New Roman" w:eastAsia="Malgun Gothic"/>
+          <w:b/>
+          <w:i w:val="0"/>
+          <w:sz w:val="22"/>
+        </w:rPr>
+        <w:t xml:space="preserve">Нина Степановна: </w:t>
+      </w:r>
+      <w:r>
+        <w:rPr>
+          <w:rFonts w:ascii="Times New Roman" w:hAnsi="Times New Roman" w:eastAsia="Malgun Gothic"/>
+          <w:b w:val="0"/>
+          <w:i w:val="0"/>
+          <w:sz w:val="22"/>
+        </w:rPr>
+        <w:t>Ой, не говори. По радио обещали, к обеду прояснится.</w:t>
+      </w:r>
+    </w:p>
+    <w:p>
+      <w:pPr>
+        <w:spacing w:before="0" w:after="110" w:line="300" w:lineRule="auto"/>
+      </w:pPr>
+      <w:r>
+        <w:rPr>
+          <w:rFonts w:ascii="Times New Roman" w:hAnsi="Times New Roman" w:eastAsia="Malgun Gothic"/>
+          <w:b/>
+          <w:i w:val="0"/>
+          <w:sz w:val="22"/>
+        </w:rPr>
+        <w:t xml:space="preserve">Валентина: </w:t>
+      </w:r>
+      <w:r>
+        <w:rPr>
+          <w:rFonts w:ascii="Times New Roman" w:hAnsi="Times New Roman" w:eastAsia="Malgun Gothic"/>
+          <w:b w:val="0"/>
+          <w:i w:val="0"/>
+          <w:sz w:val="22"/>
+        </w:rPr>
+        <w:t>Они наобещают. Вчера тоже солнце обещали.</w:t>
+      </w:r>
+    </w:p>
+    <w:p>
+      <w:pPr>
+        <w:spacing w:before="0" w:after="110" w:line="300" w:lineRule="auto"/>
+      </w:pPr>
+      <w:r>
+        <w:rPr>
+          <w:rFonts w:ascii="Times New Roman" w:hAnsi="Times New Roman" w:eastAsia="Malgun Gothic"/>
+          <w:b/>
+          <w:i w:val="0"/>
+          <w:sz w:val="22"/>
+        </w:rPr>
+        <w:t xml:space="preserve">Нина Степановна: </w:t>
+      </w:r>
+      <w:r>
+        <w:rPr>
+          <w:rFonts w:ascii="Times New Roman" w:hAnsi="Times New Roman" w:eastAsia="Malgun Gothic"/>
+          <w:b w:val="0"/>
+          <w:i w:val="0"/>
+          <w:sz w:val="22"/>
+        </w:rPr>
+        <w:t>Ну, хоть не мороз. И то хорошо.</w:t>
+      </w:r>
+    </w:p>
+    <w:p>
+      <w:pPr>
+        <w:spacing w:before="0" w:after="110" w:line="300" w:lineRule="auto"/>
+      </w:pPr>
+      <w:r>
+        <w:rPr>
+          <w:rFonts w:ascii="Times New Roman" w:hAnsi="Times New Roman" w:eastAsia="Malgun Gothic"/>
+          <w:b/>
+          <w:i w:val="0"/>
+          <w:sz w:val="22"/>
+        </w:rPr>
+        <w:t xml:space="preserve">Валентина: </w:t>
+      </w:r>
+      <w:r>
+        <w:rPr>
+          <w:rFonts w:ascii="Times New Roman" w:hAnsi="Times New Roman" w:eastAsia="Malgun Gothic"/>
+          <w:b w:val="0"/>
+          <w:i w:val="0"/>
+          <w:sz w:val="22"/>
+        </w:rPr>
+        <w:t>Я, между прочим, в магазин собралась. Тебе ничего не взять?</w:t>
+      </w:r>
+    </w:p>
+    <w:p>
+      <w:pPr>
+        <w:spacing w:before="0" w:after="110" w:line="300" w:lineRule="auto"/>
+      </w:pPr>
+      <w:r>
+        <w:rPr>
+          <w:rFonts w:ascii="Times New Roman" w:hAnsi="Times New Roman" w:eastAsia="Malgun Gothic"/>
+          <w:b/>
+          <w:i w:val="0"/>
+          <w:sz w:val="22"/>
+        </w:rPr>
+        <w:t xml:space="preserve">Нина Степановна: </w:t>
+      </w:r>
+      <w:r>
+        <w:rPr>
+          <w:rFonts w:ascii="Times New Roman" w:hAnsi="Times New Roman" w:eastAsia="Malgun Gothic"/>
+          <w:b w:val="0"/>
+          <w:i w:val="0"/>
+          <w:sz w:val="22"/>
+        </w:rPr>
+        <w:t>Если не трудно — молока пакет. И батон.</w:t>
+      </w:r>
+    </w:p>
+    <w:p>
+      <w:pPr>
+        <w:spacing w:before="0" w:after="110" w:line="300" w:lineRule="auto"/>
+      </w:pPr>
+      <w:r>
+        <w:rPr>
+          <w:rFonts w:ascii="Times New Roman" w:hAnsi="Times New Roman" w:eastAsia="Malgun Gothic"/>
+          <w:b/>
+          <w:i w:val="0"/>
+          <w:sz w:val="22"/>
+        </w:rPr>
+        <w:t xml:space="preserve">Валентина: </w:t>
+      </w:r>
+      <w:r>
+        <w:rPr>
+          <w:rFonts w:ascii="Times New Roman" w:hAnsi="Times New Roman" w:eastAsia="Malgun Gothic"/>
+          <w:b w:val="0"/>
+          <w:i w:val="0"/>
+          <w:sz w:val="22"/>
+        </w:rPr>
+        <w:t>Не трудно. Там ещё гречка по акции, две пачки по цене одной.</w:t>
+      </w:r>
+    </w:p>
+    <w:p>
+      <w:pPr>
+        <w:spacing w:before="0" w:after="110" w:line="300" w:lineRule="auto"/>
+      </w:pPr>
+      <w:r>
+        <w:rPr>
+          <w:rFonts w:ascii="Times New Roman" w:hAnsi="Times New Roman" w:eastAsia="Malgun Gothic"/>
+          <w:b/>
+          <w:i w:val="0"/>
+          <w:sz w:val="22"/>
+        </w:rPr>
+        <w:t xml:space="preserve">Нина Степановна: </w:t>
+      </w:r>
+      <w:r>
+        <w:rPr>
+          <w:rFonts w:ascii="Times New Roman" w:hAnsi="Times New Roman" w:eastAsia="Malgun Gothic"/>
+          <w:b w:val="0"/>
+          <w:i w:val="0"/>
+          <w:sz w:val="22"/>
+        </w:rPr>
+        <w:t>По акции? Тогда и мне две. Гречка лишней не бывает.</w:t>
+      </w:r>
+    </w:p>
+    <w:p>
+      <w:pPr>
+        <w:spacing w:before="0" w:after="110" w:line="300" w:lineRule="auto"/>
+      </w:pPr>
+      <w:r>
+        <w:rPr>
+          <w:rFonts w:ascii="Times New Roman" w:hAnsi="Times New Roman" w:eastAsia="Malgun Gothic"/>
+          <w:b/>
+          <w:i w:val="0"/>
+          <w:sz w:val="22"/>
+        </w:rPr>
+        <w:t xml:space="preserve">Валентина: </w:t>
+      </w:r>
+      <w:r>
+        <w:rPr>
+          <w:rFonts w:ascii="Times New Roman" w:hAnsi="Times New Roman" w:eastAsia="Malgun Gothic"/>
+          <w:b w:val="0"/>
+          <w:i w:val="0"/>
+          <w:sz w:val="22"/>
+        </w:rPr>
+        <w:t>Вот и я говорю. Мне побольше надо — мои в субботу нагрянут. Все, с малой.</w:t>
+      </w:r>
+    </w:p>
+    <w:p>
+      <w:pPr>
+        <w:spacing w:before="0" w:after="110" w:line="300" w:lineRule="auto"/>
+      </w:pPr>
+      <w:r>
+        <w:rPr>
+          <w:rFonts w:ascii="Times New Roman" w:hAnsi="Times New Roman" w:eastAsia="Malgun Gothic"/>
+          <w:b/>
+          <w:i w:val="0"/>
+          <w:sz w:val="22"/>
+        </w:rPr>
+        <w:t xml:space="preserve">Нина Степановна: </w:t>
+      </w:r>
+      <w:r>
+        <w:rPr>
+          <w:rFonts w:ascii="Times New Roman" w:hAnsi="Times New Roman" w:eastAsia="Malgun Gothic"/>
+          <w:b w:val="0"/>
+          <w:i w:val="0"/>
+          <w:sz w:val="22"/>
+        </w:rPr>
+        <w:t>Внуков ждёшь? Вот радость-то.</w:t>
+      </w:r>
+    </w:p>
+    <w:p>
+      <w:pPr>
+        <w:spacing w:before="0" w:after="110" w:line="300" w:lineRule="auto"/>
+      </w:pPr>
+      <w:r>
+        <w:rPr>
+          <w:rFonts w:ascii="Times New Roman" w:hAnsi="Times New Roman" w:eastAsia="Malgun Gothic"/>
+          <w:b/>
+          <w:i w:val="0"/>
+          <w:sz w:val="22"/>
+        </w:rPr>
+        <w:t xml:space="preserve">Валентина: </w:t>
+      </w:r>
+      <w:r>
+        <w:rPr>
+          <w:rFonts w:ascii="Times New Roman" w:hAnsi="Times New Roman" w:eastAsia="Malgun Gothic"/>
+          <w:b w:val="0"/>
+          <w:i w:val="0"/>
+          <w:sz w:val="22"/>
+        </w:rPr>
+        <w:t>Радость. И пирогов напечь, и полы помыть. Ноги-то уже не те.</w:t>
+      </w:r>
+    </w:p>
+    <w:p>
+      <w:pPr>
+        <w:spacing w:before="0" w:after="110" w:line="300" w:lineRule="auto"/>
+      </w:pPr>
+      <w:r>
+        <w:rPr>
+          <w:rFonts w:ascii="Times New Roman" w:hAnsi="Times New Roman" w:eastAsia="Malgun Gothic"/>
+          <w:b/>
+          <w:i w:val="0"/>
+          <w:sz w:val="22"/>
+        </w:rPr>
+        <w:t xml:space="preserve">Нина Степановна: </w:t>
+      </w:r>
+      <w:r>
+        <w:rPr>
+          <w:rFonts w:ascii="Times New Roman" w:hAnsi="Times New Roman" w:eastAsia="Malgun Gothic"/>
+          <w:b w:val="0"/>
+          <w:i w:val="0"/>
+          <w:sz w:val="22"/>
+        </w:rPr>
+        <w:t>А ты младшую ко мне приведи. Я с ней почитаю. Ты же говорила, книжку в руки не берёт.</w:t>
+      </w:r>
+    </w:p>
+    <w:p>
+      <w:pPr>
+        <w:spacing w:before="0" w:after="110" w:line="300" w:lineRule="auto"/>
+      </w:pPr>
+      <w:r>
+        <w:rPr>
+          <w:rFonts w:ascii="Times New Roman" w:hAnsi="Times New Roman" w:eastAsia="Malgun Gothic"/>
+          <w:b/>
+          <w:i w:val="0"/>
+          <w:sz w:val="22"/>
+        </w:rPr>
+        <w:t xml:space="preserve">Валентина: </w:t>
+      </w:r>
+      <w:r>
+        <w:rPr>
+          <w:rFonts w:ascii="Times New Roman" w:hAnsi="Times New Roman" w:eastAsia="Malgun Gothic"/>
+          <w:b w:val="0"/>
+          <w:i w:val="0"/>
+          <w:sz w:val="22"/>
+        </w:rPr>
+        <w:t>Не берёт. Только телефон свой.</w:t>
+      </w:r>
+    </w:p>
+    <w:p>
+      <w:pPr>
+        <w:spacing w:before="0" w:after="110" w:line="300" w:lineRule="auto"/>
+      </w:pPr>
+      <w:r>
+        <w:rPr>
+          <w:rFonts w:ascii="Times New Roman" w:hAnsi="Times New Roman" w:eastAsia="Malgun Gothic"/>
+          <w:b/>
+          <w:i w:val="0"/>
+          <w:sz w:val="22"/>
+        </w:rPr>
+        <w:t xml:space="preserve">Нина Степановна: </w:t>
+      </w:r>
+      <w:r>
+        <w:rPr>
+          <w:rFonts w:ascii="Times New Roman" w:hAnsi="Times New Roman" w:eastAsia="Malgun Gothic"/>
+          <w:b w:val="0"/>
+          <w:i w:val="0"/>
+          <w:sz w:val="22"/>
+        </w:rPr>
+        <w:t>Приводи. Тридцать лет чужих детей читать учила — и твою научу.</w:t>
+      </w:r>
+    </w:p>
+    <w:p>
+      <w:pPr>
+        <w:spacing w:before="0" w:after="110" w:line="300" w:lineRule="auto"/>
+      </w:pPr>
+      <w:r>
+        <w:rPr>
+          <w:rFonts w:ascii="Times New Roman" w:hAnsi="Times New Roman" w:eastAsia="Malgun Gothic"/>
+          <w:b/>
+          <w:i w:val="0"/>
+          <w:sz w:val="22"/>
+        </w:rPr>
+        <w:t xml:space="preserve">Валентина: </w:t>
+      </w:r>
+      <w:r>
+        <w:rPr>
+          <w:rFonts w:ascii="Times New Roman" w:hAnsi="Times New Roman" w:eastAsia="Malgun Gothic"/>
+          <w:b w:val="0"/>
+          <w:i w:val="0"/>
+          <w:sz w:val="22"/>
+        </w:rPr>
+        <w:t>Приведу. Она тебя побаивается, между прочим. Говорит: «Баба Нина строгая».</w:t>
+      </w:r>
+    </w:p>
+    <w:p>
+      <w:pPr>
+        <w:spacing w:before="0" w:after="110" w:line="300" w:lineRule="auto"/>
+      </w:pPr>
+      <w:r>
+        <w:rPr>
+          <w:rFonts w:ascii="Times New Roman" w:hAnsi="Times New Roman" w:eastAsia="Malgun Gothic"/>
+          <w:b/>
+          <w:i w:val="0"/>
+          <w:sz w:val="22"/>
+        </w:rPr>
+        <w:t xml:space="preserve">Нина Степановна: </w:t>
+      </w:r>
+      <w:r>
+        <w:rPr>
+          <w:rFonts w:ascii="Times New Roman" w:hAnsi="Times New Roman" w:eastAsia="Malgun Gothic"/>
+          <w:b w:val="0"/>
+          <w:i w:val="0"/>
+          <w:sz w:val="22"/>
+        </w:rPr>
+        <w:t>Строгая — это хорошо. Строгих потом вспоминают.</w:t>
+      </w:r>
+    </w:p>
+    <w:p>
+      <w:pPr>
+        <w:spacing w:before="0" w:after="110" w:line="300" w:lineRule="auto"/>
+      </w:pPr>
+      <w:r>
+        <w:rPr>
+          <w:rFonts w:ascii="Times New Roman" w:hAnsi="Times New Roman" w:eastAsia="Malgun Gothic"/>
+          <w:b/>
+          <w:i w:val="0"/>
+          <w:sz w:val="22"/>
+        </w:rPr>
+        <w:t xml:space="preserve">Валентина: </w:t>
+      </w:r>
+      <w:r>
+        <w:rPr>
+          <w:rFonts w:ascii="Times New Roman" w:hAnsi="Times New Roman" w:eastAsia="Malgun Gothic"/>
+          <w:b w:val="0"/>
+          <w:i/>
+          <w:color w:val="555555"/>
+          <w:sz w:val="22"/>
+        </w:rPr>
+        <w:t>(глядя на часы)</w:t>
+      </w:r>
+      <w:r>
+        <w:rPr>
+          <w:rFonts w:ascii="Times New Roman" w:hAnsi="Times New Roman" w:eastAsia="Malgun Gothic"/>
+          <w:b w:val="0"/>
+          <w:i w:val="0"/>
+          <w:sz w:val="22"/>
+        </w:rPr>
+        <w:t xml:space="preserve"> Ой, мне бежать. Ты телевизор-то смотреть будешь? В девять же начнут.</w:t>
+      </w:r>
+    </w:p>
+    <w:p>
+      <w:pPr>
+        <w:spacing w:before="0" w:after="110" w:line="300" w:lineRule="auto"/>
+      </w:pPr>
+      <w:r>
+        <w:rPr>
+          <w:rFonts w:ascii="Times New Roman" w:hAnsi="Times New Roman" w:eastAsia="Malgun Gothic"/>
+          <w:b/>
+          <w:i w:val="0"/>
+          <w:sz w:val="22"/>
+        </w:rPr>
+        <w:t xml:space="preserve">Нина Степановна: </w:t>
+      </w:r>
+      <w:r>
+        <w:rPr>
+          <w:rFonts w:ascii="Times New Roman" w:hAnsi="Times New Roman" w:eastAsia="Malgun Gothic"/>
+          <w:b w:val="0"/>
+          <w:i w:val="0"/>
+          <w:sz w:val="22"/>
+        </w:rPr>
+        <w:t>Буду, конечно. Как же не смотреть.</w:t>
+      </w:r>
+    </w:p>
+    <w:p>
+      <w:pPr>
+        <w:spacing w:before="0" w:after="110" w:line="300" w:lineRule="auto"/>
+      </w:pPr>
+      <w:r>
+        <w:rPr>
+          <w:rFonts w:ascii="Times New Roman" w:hAnsi="Times New Roman" w:eastAsia="Malgun Gothic"/>
+          <w:b/>
+          <w:i w:val="0"/>
+          <w:sz w:val="22"/>
+        </w:rPr>
+        <w:t xml:space="preserve">Валентина: </w:t>
+      </w:r>
+      <w:r>
+        <w:rPr>
+          <w:rFonts w:ascii="Times New Roman" w:hAnsi="Times New Roman" w:eastAsia="Malgun Gothic"/>
+          <w:b w:val="0"/>
+          <w:i w:val="0"/>
+          <w:sz w:val="22"/>
+        </w:rPr>
+        <w:t>А ведь я тебе тогда говорила: иди, не бойся, найдётся и на них управа.</w:t>
+      </w:r>
+    </w:p>
+    <w:p>
+      <w:pPr>
+        <w:spacing w:before="0" w:after="110" w:line="300" w:lineRule="auto"/>
+      </w:pPr>
+      <w:r>
+        <w:rPr>
+          <w:rFonts w:ascii="Times New Roman" w:hAnsi="Times New Roman" w:eastAsia="Malgun Gothic"/>
+          <w:b/>
+          <w:i w:val="0"/>
+          <w:sz w:val="22"/>
+        </w:rPr>
+        <w:t xml:space="preserve">Нина Степановна: </w:t>
+      </w:r>
+      <w:r>
+        <w:rPr>
+          <w:rFonts w:ascii="Times New Roman" w:hAnsi="Times New Roman" w:eastAsia="Malgun Gothic"/>
+          <w:b w:val="0"/>
+          <w:i w:val="0"/>
+          <w:sz w:val="22"/>
+        </w:rPr>
+        <w:t>Говорила. Как в воду глядела.</w:t>
+      </w:r>
+    </w:p>
+    <w:p>
+      <w:pPr>
+        <w:spacing w:before="0" w:after="110" w:line="300" w:lineRule="auto"/>
+      </w:pPr>
+      <w:r>
+        <w:rPr>
+          <w:rFonts w:ascii="Times New Roman" w:hAnsi="Times New Roman" w:eastAsia="Malgun Gothic"/>
+          <w:b/>
+          <w:i w:val="0"/>
+          <w:sz w:val="22"/>
+        </w:rPr>
+        <w:t xml:space="preserve">Валентина: </w:t>
+      </w:r>
+      <w:r>
+        <w:rPr>
+          <w:rFonts w:ascii="Times New Roman" w:hAnsi="Times New Roman" w:eastAsia="Malgun Gothic"/>
+          <w:b w:val="0"/>
+          <w:i w:val="0"/>
+          <w:sz w:val="22"/>
+        </w:rPr>
+        <w:t>То-то же. Ладно, побегу, пока гречку не расхватали.</w:t>
+      </w:r>
+    </w:p>
+    <w:p>
+      <w:pPr>
+        <w:spacing w:before="0" w:after="110" w:line="300" w:lineRule="auto"/>
+      </w:pPr>
+      <w:r>
+        <w:rPr>
+          <w:rFonts w:ascii="Times New Roman" w:hAnsi="Times New Roman" w:eastAsia="Malgun Gothic"/>
+          <w:b/>
+          <w:i w:val="0"/>
+          <w:sz w:val="22"/>
+        </w:rPr>
+        <w:t xml:space="preserve">Нина Степановна: </w:t>
+      </w:r>
+      <w:r>
+        <w:rPr>
+          <w:rFonts w:ascii="Times New Roman" w:hAnsi="Times New Roman" w:eastAsia="Malgun Gothic"/>
+          <w:b w:val="0"/>
+          <w:i w:val="0"/>
+          <w:sz w:val="22"/>
+        </w:rPr>
+        <w:t>Беги. Только под ноги смотри.</w:t>
+      </w:r>
+    </w:p>
+    <w:p>
+      <w:pPr>
+        <w:spacing w:before="0" w:after="110" w:line="300" w:lineRule="auto"/>
+      </w:pPr>
+      <w:r>
+        <w:rPr>
+          <w:rFonts w:ascii="Times New Roman" w:hAnsi="Times New Roman" w:eastAsia="Malgun Gothic"/>
+          <w:b/>
+          <w:i w:val="0"/>
+          <w:sz w:val="22"/>
+        </w:rPr>
+        <w:t xml:space="preserve">Валентина: </w:t>
+      </w:r>
+      <w:r>
+        <w:rPr>
+          <w:rFonts w:ascii="Times New Roman" w:hAnsi="Times New Roman" w:eastAsia="Malgun Gothic"/>
+          <w:b w:val="0"/>
+          <w:i w:val="0"/>
+          <w:sz w:val="22"/>
+        </w:rPr>
+        <w:t>А ты очки в хлебницу больше не клади.</w:t>
+      </w:r>
+    </w:p>
+    <w:p>
+      <w:pPr>
         <w:keepNext/>
         <w:spacing w:before="320" w:after="140"/>
       </w:pPr>
@@ -6271,6 +6977,183 @@
     </w:p>
     <w:p>
       <w:pPr>
+        <w:keepNext/>
+        <w:spacing w:before="320" w:after="140"/>
+      </w:pPr>
+      <w:r>
+        <w:rPr>
+          <w:rFonts w:ascii="Times New Roman" w:hAnsi="Times New Roman" w:eastAsia="Malgun Gothic"/>
+          <w:b/>
+          <w:i w:val="0"/>
+          <w:color w:val="1F3864"/>
+          <w:sz w:val="26"/>
+        </w:rPr>
+        <w:t>생활 표현</w:t>
+      </w:r>
+    </w:p>
+    <w:p>
+      <w:pPr>
+        <w:spacing w:before="0" w:after="120"/>
+      </w:pPr>
+      <w:r>
+        <w:rPr>
+          <w:rFonts w:ascii="Times New Roman" w:hAnsi="Times New Roman" w:eastAsia="Malgun Gothic"/>
+          <w:b/>
+          <w:i w:val="0"/>
+          <w:sz w:val="22"/>
+        </w:rPr>
+        <w:t>«Не опять, а снова»</w:t>
+      </w:r>
+      <w:r>
+        <w:rPr>
+          <w:rFonts w:ascii="Times New Roman" w:hAnsi="Times New Roman" w:eastAsia="Malgun Gothic"/>
+          <w:b w:val="0"/>
+          <w:i w:val="0"/>
+          <w:sz w:val="22"/>
+        </w:rPr>
+        <w:t xml:space="preserve"> — 한국어 해설: “‘또’가 아니라 ‘다시’야”. опять(또, 지겹게)의 핀잔을 말장난으로 받아넘기는 농담조 대꾸. 친한 사이에서 잔소리를 가볍게 튕겨 낼 때. 니나가 “또 주전자 올려놨네” 하는 이웃 발렌티나에게. 장면 2.</w:t>
+      </w:r>
+    </w:p>
+    <w:p>
+      <w:pPr>
+        <w:spacing w:before="0" w:after="120"/>
+      </w:pPr>
+      <w:r>
+        <w:rPr>
+          <w:rFonts w:ascii="Times New Roman" w:hAnsi="Times New Roman" w:eastAsia="Malgun Gothic"/>
+          <w:b/>
+          <w:i w:val="0"/>
+          <w:sz w:val="22"/>
+        </w:rPr>
+        <w:t>«Нашлась пропажа!»</w:t>
+      </w:r>
+      <w:r>
+        <w:rPr>
+          <w:rFonts w:ascii="Times New Roman" w:hAnsi="Times New Roman" w:eastAsia="Malgun Gothic"/>
+          <w:b w:val="0"/>
+          <w:i w:val="0"/>
+          <w:sz w:val="22"/>
+        </w:rPr>
+        <w:t xml:space="preserve"> — 한국어 해설: “잃어버린 게 나왔네!”. пропажа는 ‘없어진 물건’. 안경·열쇠 같은 것을 찾았을 때 반가움과 약간의 자조를 담아 하는 말. 니나가 빵통에서 나온 안경을 보고. 장면 2.</w:t>
+      </w:r>
+    </w:p>
+    <w:p>
+      <w:pPr>
+        <w:spacing w:before="0" w:after="120"/>
+      </w:pPr>
+      <w:r>
+        <w:rPr>
+          <w:rFonts w:ascii="Times New Roman" w:hAnsi="Times New Roman" w:eastAsia="Malgun Gothic"/>
+          <w:b/>
+          <w:i w:val="0"/>
+          <w:sz w:val="22"/>
+        </w:rPr>
+        <w:t>«Ой, не говори»</w:t>
+      </w:r>
+      <w:r>
+        <w:rPr>
+          <w:rFonts w:ascii="Times New Roman" w:hAnsi="Times New Roman" w:eastAsia="Malgun Gothic"/>
+          <w:b w:val="0"/>
+          <w:i w:val="0"/>
+          <w:sz w:val="22"/>
+        </w:rPr>
+        <w:t xml:space="preserve"> — 한국어 해설: “말도 마, 그러게 말이야”. 상대의 불평(날씨·물가·건강)에 맞장구치는 대표적 구어. 금지의 뜻이 아니라 강한 동의다. 발렌티나의 진눈깨비 불평에 니나가. 장면 2.</w:t>
+      </w:r>
+    </w:p>
+    <w:p>
+      <w:pPr>
+        <w:spacing w:before="0" w:after="120"/>
+      </w:pPr>
+      <w:r>
+        <w:rPr>
+          <w:rFonts w:ascii="Times New Roman" w:hAnsi="Times New Roman" w:eastAsia="Malgun Gothic"/>
+          <w:b/>
+          <w:i w:val="0"/>
+          <w:sz w:val="22"/>
+        </w:rPr>
+        <w:t>«Тебе ничего не взять?»</w:t>
+      </w:r>
+      <w:r>
+        <w:rPr>
+          <w:rFonts w:ascii="Times New Roman" w:hAnsi="Times New Roman" w:eastAsia="Malgun Gothic"/>
+          <w:b w:val="0"/>
+          <w:i w:val="0"/>
+          <w:sz w:val="22"/>
+        </w:rPr>
+        <w:t xml:space="preserve"> — 한국어 해설: “너 뭐 사다 줄 거 없어?”. 가게에 가는 길에 이웃·가족에게 심부름을 묻는 말. 부정 생격(ничего)으로 부드럽게 묻는다. 받는 쪽은 «Если не трудно — …»로 답하면 자연스럽다. 장면 2.</w:t>
+      </w:r>
+    </w:p>
+    <w:p>
+      <w:pPr>
+        <w:spacing w:before="0" w:after="120"/>
+      </w:pPr>
+      <w:r>
+        <w:rPr>
+          <w:rFonts w:ascii="Times New Roman" w:hAnsi="Times New Roman" w:eastAsia="Malgun Gothic"/>
+          <w:b/>
+          <w:i w:val="0"/>
+          <w:sz w:val="22"/>
+        </w:rPr>
+        <w:t>«по акции»</w:t>
+      </w:r>
+      <w:r>
+        <w:rPr>
+          <w:rFonts w:ascii="Times New Roman" w:hAnsi="Times New Roman" w:eastAsia="Malgun Gothic"/>
+          <w:b w:val="0"/>
+          <w:i w:val="0"/>
+          <w:sz w:val="22"/>
+        </w:rPr>
+        <w:t xml:space="preserve"> — 한국어 해설: “할인 행사로, 세일가로”. 마트의 акция(판촉 행사). «две пачки по цене одной»(한 개 값에 두 개)와 함께 장보기 대화에 자주 나온다. 장면 2.</w:t>
+      </w:r>
+    </w:p>
+    <w:p>
+      <w:pPr>
+        <w:spacing w:before="0" w:after="120"/>
+      </w:pPr>
+      <w:r>
+        <w:rPr>
+          <w:rFonts w:ascii="Times New Roman" w:hAnsi="Times New Roman" w:eastAsia="Malgun Gothic"/>
+          <w:b/>
+          <w:i w:val="0"/>
+          <w:sz w:val="22"/>
+        </w:rPr>
+        <w:t>«нагрянут»</w:t>
+      </w:r>
+      <w:r>
+        <w:rPr>
+          <w:rFonts w:ascii="Times New Roman" w:hAnsi="Times New Roman" w:eastAsia="Malgun Gothic"/>
+          <w:b w:val="0"/>
+          <w:i w:val="0"/>
+          <w:sz w:val="22"/>
+        </w:rPr>
+        <w:t xml:space="preserve"> — 한국어 해설: нагрянуть는 “(여럿이) 들이닥치다, 불쑥 찾아오다”. 반가운 손님, 특히 자식·손주가 몰려올 때 투덜대듯 자랑하는 말. 발렌티나가 주말에 올 손주들을 두고. 장면 2.</w:t>
+      </w:r>
+    </w:p>
+    <w:p>
+      <w:pPr>
+        <w:spacing w:before="0" w:after="120"/>
+      </w:pPr>
+      <w:r>
+        <w:rPr>
+          <w:rFonts w:ascii="Times New Roman" w:hAnsi="Times New Roman" w:eastAsia="Malgun Gothic"/>
+          <w:b/>
+          <w:i w:val="0"/>
+          <w:sz w:val="22"/>
+        </w:rPr>
+        <w:t>«Как в воду глядела»</w:t>
+      </w:r>
+      <w:r>
+        <w:rPr>
+          <w:rFonts w:ascii="Times New Roman" w:hAnsi="Times New Roman" w:eastAsia="Malgun Gothic"/>
+          <w:b w:val="0"/>
+          <w:i w:val="0"/>
+          <w:sz w:val="22"/>
+        </w:rPr>
+        <w:t xml:space="preserve"> — 한국어 해설: “물속을 들여다본 것처럼(점쟁이처럼) 딱 맞혔네”. 누군가의 예측이 들어맞았을 때 인정하는 관용구(남성은 глядел). 니나가 “겁내지 말고 가 보라”던 발렌티나의 말을 떠올리며. 장면 2.</w:t>
+      </w:r>
+    </w:p>
+    <w:p>
+      <w:pPr>
         <w:spacing w:before="0" w:after="110" w:line="300" w:lineRule="auto"/>
       </w:pPr>
       <w:r>
@@ -6347,54 +7230,25 @@
     </w:p>
     <w:p>
       <w:pPr>
-        <w:spacing w:before="0" w:after="110" w:line="300" w:lineRule="auto"/>
-      </w:pPr>
-      <w:r>
-        <w:rPr>
-          <w:rFonts w:ascii="Times New Roman" w:hAnsi="Times New Roman" w:eastAsia="Malgun Gothic"/>
-          <w:b w:val="0"/>
-          <w:i w:val="0"/>
-          <w:sz w:val="22"/>
-        </w:rPr>
-        <w:t xml:space="preserve">장면 2 부엌의 차 </w:t>
-      </w:r>
-      <w:r>
-        <w:rPr>
-          <w:rFonts w:ascii="Times New Roman" w:hAnsi="Times New Roman" w:eastAsia="Malgun Gothic"/>
-          <w:b w:val="0"/>
-          <w:i/>
-          <w:color w:val="555555"/>
-          <w:sz w:val="22"/>
-        </w:rPr>
-        <w:t>(구어체)</w:t>
-      </w:r>
-      <w:r>
-        <w:rPr>
-          <w:rFonts w:ascii="Times New Roman" w:hAnsi="Times New Roman" w:eastAsia="Malgun Gothic"/>
-          <w:b w:val="0"/>
-          <w:i w:val="0"/>
-          <w:sz w:val="22"/>
-        </w:rPr>
-        <w:t>: ну, ой, да ладно, представляешь, мало ли, «Ты только посмотри» 같은 담화 표지와 생략, 축약된 어순, 애칭 호격</w:t>
-      </w:r>
-      <w:r>
-        <w:rPr>
-          <w:rFonts w:ascii="Times New Roman" w:hAnsi="Times New Roman" w:eastAsia="Malgun Gothic"/>
-          <w:b w:val="0"/>
-          <w:i/>
-          <w:color w:val="555555"/>
-          <w:sz w:val="22"/>
-        </w:rPr>
-        <w:t>(Нин, Валь)</w:t>
-      </w:r>
-      <w:r>
-        <w:rPr>
-          <w:rFonts w:ascii="Times New Roman" w:hAnsi="Times New Roman" w:eastAsia="Malgun Gothic"/>
-          <w:b w:val="0"/>
-          <w:i w:val="0"/>
-          <w:sz w:val="22"/>
-        </w:rPr>
-        <w:t>, 지시 표현 «Та самая…».</w:t>
+        <w:spacing w:before="0" w:after="120"/>
+      </w:pPr>
+      <w:r>
+        <w:rPr>
+          <w:rFonts w:ascii="Times New Roman" w:hAnsi="Times New Roman" w:eastAsia="Malgun Gothic"/>
+          <w:b/>
+          <w:i w:val="0"/>
+          <w:sz w:val="22"/>
+        </w:rPr>
+        <w:t>장면 2 부엌의 차 (구어체): ну, ой, да ладно, представляешь, мало ли, «Ты только посмотри» 같은 담화 표지와 생략, 축약된 어순, 애칭 호격(Нин, Валь), 지시 표현 «Та самая…», 이웃끼리의 생활 대화(날씨 불평과 맞장구 «Ой, не говори», 장보기 심부름 «Тебе ничего не взять?»</w:t>
+      </w:r>
+      <w:r>
+        <w:rPr>
+          <w:rFonts w:ascii="Times New Roman" w:hAnsi="Times New Roman" w:eastAsia="Malgun Gothic"/>
+          <w:b w:val="0"/>
+          <w:i w:val="0"/>
+          <w:sz w:val="22"/>
+        </w:rPr>
+        <w:t xml:space="preserve"> — «Если не трудно…», 할인 «по акции», 손주 이야기 «нагрянут»).</w:t>
       </w:r>
     </w:p>
     <w:p>
